--- a/AutoDS3D/guideline.docx
+++ b/AutoDS3D/guideline.docx
@@ -17,30 +17,51 @@
           <w:sz w:val="32"/>
           <w:szCs w:val="32"/>
         </w:rPr>
+        <w:t xml:space="preserve">GUI </w:t>
+      </w:r>
+      <w:r>
+        <w:rPr>
+          <w:rFonts w:asciiTheme="majorBidi" w:hAnsiTheme="majorBidi" w:cstheme="majorBidi"/>
+          <w:sz w:val="32"/>
+          <w:szCs w:val="32"/>
+        </w:rPr>
         <w:t>Guideline</w:t>
       </w:r>
     </w:p>
     <w:p>
-      <w:pPr>
-        <w:jc w:val="both"/>
-      </w:pPr>
-      <w:r>
-        <w:t xml:space="preserve">1, in app.py file, choose the machine where you want to run this app. If it’s a remote server, comment the line for local computer and give the server IP address, as shown below. </w:t>
-      </w:r>
-    </w:p>
-    <w:p>
-      <w:pPr>
-        <w:jc w:val="both"/>
-      </w:pPr>
-      <w:r>
-        <w:rPr>
-          <w:noProof/>
-        </w:rPr>
+      <w:r>
+        <w:t>0, use anaconda and environment file (</w:t>
+      </w:r>
+      <w:proofErr w:type="spellStart"/>
+      <w:r>
+        <w:t>environment.yml</w:t>
+      </w:r>
+      <w:proofErr w:type="spellEnd"/>
+      <w:r>
+        <w:t xml:space="preserve">) to configure an environment for </w:t>
+      </w:r>
+      <w:r>
+        <w:t>running autods3d</w:t>
+      </w:r>
+      <w:r>
+        <w:t xml:space="preserve">. </w:t>
+      </w:r>
+    </w:p>
+    <w:p>
+      <w:r>
+        <w:t xml:space="preserve">1, run app.py </w:t>
+      </w:r>
+      <w:r>
+        <w:t xml:space="preserve">to get a local URL and click the URL to launch a web GUI. </w:t>
+      </w:r>
+    </w:p>
+    <w:p>
+      <w:r>
         <w:drawing>
-          <wp:inline distT="0" distB="0" distL="0" distR="0" wp14:anchorId="08362485" wp14:editId="06963638">
-            <wp:extent cx="5486400" cy="673100"/>
+          <wp:inline distT="0" distB="0" distL="0" distR="0" wp14:anchorId="04262641" wp14:editId="55239901">
+            <wp:extent cx="3437906" cy="248009"/>
             <wp:effectExtent l="0" t="0" r="0" b="0"/>
-            <wp:docPr id="1328674734" name="Picture 1"/>
+            <wp:docPr id="1008581296" name="Picture 1"/>
             <wp:cNvGraphicFramePr>
               <a:graphicFrameLocks xmlns:a="http://schemas.openxmlformats.org/drawingml/2006/main" noChangeAspect="1"/>
             </wp:cNvGraphicFramePr>
@@ -48,7 +69,7 @@
               <a:graphicData uri="http://schemas.openxmlformats.org/drawingml/2006/picture">
                 <pic:pic xmlns:pic="http://schemas.openxmlformats.org/drawingml/2006/picture">
                   <pic:nvPicPr>
-                    <pic:cNvPr id="1328674734" name=""/>
+                    <pic:cNvPr id="1008581296" name=""/>
                     <pic:cNvPicPr/>
                   </pic:nvPicPr>
                   <pic:blipFill>
@@ -60,7 +81,7 @@
                   <pic:spPr>
                     <a:xfrm>
                       <a:off x="0" y="0"/>
-                      <a:ext cx="5486400" cy="673100"/>
+                      <a:ext cx="3471709" cy="250448"/>
                     </a:xfrm>
                     <a:prstGeom prst="rect">
                       <a:avLst/>
@@ -74,52 +95,26 @@
       </w:r>
     </w:p>
     <w:p>
-      <w:pPr>
-        <w:jc w:val="both"/>
-      </w:pPr>
-      <w:r>
-        <w:t>2, set a python environment</w:t>
-      </w:r>
-    </w:p>
-    <w:p>
-      <w:pPr>
-        <w:jc w:val="both"/>
-      </w:pPr>
-      <w:r>
-        <w:t>3, run app.py in either a terminal or programing software, e.g. PyCharm</w:t>
-      </w:r>
-      <w:r>
-        <w:t xml:space="preserve"> to obtain URL. Use the URL in a </w:t>
-      </w:r>
-      <w:r>
-        <w:rPr>
-          <w:rFonts w:hint="eastAsia"/>
-        </w:rPr>
-        <w:t xml:space="preserve">web browser to enter the </w:t>
-      </w:r>
-      <w:r>
-        <w:t>web application</w:t>
-      </w:r>
-      <w:r>
-        <w:rPr>
-          <w:rFonts w:hint="eastAsia"/>
-        </w:rPr>
-        <w:t>, as shown below.</w:t>
-      </w:r>
-    </w:p>
-    <w:p>
-      <w:pPr>
-        <w:jc w:val="center"/>
-      </w:pPr>
-      <w:r>
-        <w:rPr>
-          <w:noProof/>
-        </w:rPr>
+      <w:r>
+        <w:t>Note if you are running this on a server, get into the app.py code and</w:t>
+      </w:r>
+      <w:r>
+        <w:t xml:space="preserve"> configure the </w:t>
+      </w:r>
+      <w:r>
+        <w:t>server IP address</w:t>
+      </w:r>
+      <w:r>
+        <w:t xml:space="preserve"> as follows</w:t>
+      </w:r>
+    </w:p>
+    <w:p>
+      <w:r>
         <w:drawing>
-          <wp:inline distT="0" distB="0" distL="0" distR="0" wp14:anchorId="5A6AD108" wp14:editId="78EC1E8C">
-            <wp:extent cx="3838354" cy="5523855"/>
-            <wp:effectExtent l="0" t="0" r="0" b="1270"/>
-            <wp:docPr id="1095613247" name="Picture 1"/>
+          <wp:inline distT="0" distB="0" distL="0" distR="0" wp14:anchorId="12E0BB03" wp14:editId="65A1FD45">
+            <wp:extent cx="4851070" cy="398080"/>
+            <wp:effectExtent l="0" t="0" r="0" b="2540"/>
+            <wp:docPr id="159748838" name="Picture 1"/>
             <wp:cNvGraphicFramePr>
               <a:graphicFrameLocks xmlns:a="http://schemas.openxmlformats.org/drawingml/2006/main" noChangeAspect="1"/>
             </wp:cNvGraphicFramePr>
@@ -127,7 +122,7 @@
               <a:graphicData uri="http://schemas.openxmlformats.org/drawingml/2006/picture">
                 <pic:pic xmlns:pic="http://schemas.openxmlformats.org/drawingml/2006/picture">
                   <pic:nvPicPr>
-                    <pic:cNvPr id="1095613247" name=""/>
+                    <pic:cNvPr id="159748838" name=""/>
                     <pic:cNvPicPr/>
                   </pic:nvPicPr>
                   <pic:blipFill>
@@ -139,7 +134,7 @@
                   <pic:spPr>
                     <a:xfrm>
                       <a:off x="0" y="0"/>
-                      <a:ext cx="3851767" cy="5543158"/>
+                      <a:ext cx="4876832" cy="400194"/>
                     </a:xfrm>
                     <a:prstGeom prst="rect">
                       <a:avLst/>
@@ -153,113 +148,20 @@
       </w:r>
     </w:p>
     <w:p>
-      <w:pPr>
-        <w:jc w:val="both"/>
-      </w:pPr>
-      <w:r>
-        <w:rPr>
-          <w:rFonts w:hint="eastAsia"/>
-        </w:rPr>
-        <w:lastRenderedPageBreak/>
-        <w:t>4, fill in the parameters and feel safe to use default values</w:t>
-      </w:r>
-      <w:r>
-        <w:rPr>
-          <w:rFonts w:hint="eastAsia"/>
-        </w:rPr>
-        <w:t xml:space="preserve">. </w:t>
-      </w:r>
-      <w:r>
-        <w:t>T</w:t>
-      </w:r>
-      <w:r>
-        <w:rPr>
-          <w:rFonts w:hint="eastAsia"/>
-        </w:rPr>
-        <w:t xml:space="preserve">hose parameters will be tuned in the following step-by-step operation. </w:t>
-      </w:r>
-    </w:p>
-    <w:p>
-      <w:pPr>
-        <w:jc w:val="both"/>
-      </w:pPr>
-      <w:r>
-        <w:rPr>
-          <w:rFonts w:hint="eastAsia"/>
-        </w:rPr>
-        <w:t>5, click characterize PSF</w:t>
-      </w:r>
-      <w:r>
-        <w:rPr>
-          <w:rFonts w:hint="eastAsia"/>
-        </w:rPr>
-        <w:t xml:space="preserve">. You will see the notification below. If the simulation </w:t>
-      </w:r>
-      <w:r>
-        <w:rPr>
-          <w:rFonts w:hint="eastAsia"/>
-        </w:rPr>
-        <w:t xml:space="preserve">is too small, consider decrease the pixel size of mask plane (with square mark in the web app). In the app folder, check </w:t>
-      </w:r>
-      <w:r>
-        <w:t>phase_retrieval_results.jpg</w:t>
-      </w:r>
-      <w:r>
-        <w:rPr>
-          <w:rFonts w:hint="eastAsia"/>
-        </w:rPr>
-        <w:t xml:space="preserve"> to </w:t>
-      </w:r>
-      <w:r>
-        <w:t>verify</w:t>
-      </w:r>
-      <w:r>
-        <w:rPr>
-          <w:rFonts w:hint="eastAsia"/>
-        </w:rPr>
-        <w:t xml:space="preserve"> the model accuracy. </w:t>
-      </w:r>
-      <w:r>
-        <w:t>C</w:t>
-      </w:r>
-      <w:r>
-        <w:rPr>
-          <w:rFonts w:hint="eastAsia"/>
-        </w:rPr>
-        <w:t xml:space="preserve">heck </w:t>
-      </w:r>
-      <w:r>
-        <w:t>PSFs.jpg</w:t>
-      </w:r>
-      <w:r>
-        <w:rPr>
-          <w:rFonts w:hint="eastAsia"/>
-        </w:rPr>
-        <w:t xml:space="preserve"> to ensure proper z range and NFP. </w:t>
-      </w:r>
-      <w:r>
-        <w:t>Y</w:t>
-      </w:r>
-      <w:r>
-        <w:rPr>
-          <w:rFonts w:hint="eastAsia"/>
-        </w:rPr>
-        <w:t>ou can tune these two parameters and re-click characterize PSF to update the imaging model.</w:t>
-      </w:r>
-    </w:p>
-    <w:p>
-      <w:pPr>
-        <w:jc w:val="both"/>
-      </w:pPr>
+      <w:r>
+        <w:t>The web GUI explanation:</w:t>
+      </w:r>
+    </w:p>
+    <w:p>
       <w:r>
         <w:rPr>
           <w:noProof/>
         </w:rPr>
         <w:drawing>
-          <wp:inline distT="0" distB="0" distL="0" distR="0" wp14:anchorId="7E7A5579" wp14:editId="49AE870F">
-            <wp:extent cx="5486400" cy="538480"/>
-            <wp:effectExtent l="0" t="0" r="0" b="0"/>
-            <wp:docPr id="231054347" name="Picture 1"/>
+          <wp:inline distT="0" distB="0" distL="0" distR="0" wp14:anchorId="11E5DBB7" wp14:editId="13809EC3">
+            <wp:extent cx="5486400" cy="3152775"/>
+            <wp:effectExtent l="0" t="0" r="0" b="9525"/>
+            <wp:docPr id="993345418" name="Picture 1"/>
             <wp:cNvGraphicFramePr>
               <a:graphicFrameLocks xmlns:a="http://schemas.openxmlformats.org/drawingml/2006/main" noChangeAspect="1"/>
             </wp:cNvGraphicFramePr>
@@ -267,23 +169,36 @@
               <a:graphicData uri="http://schemas.openxmlformats.org/drawingml/2006/picture">
                 <pic:pic xmlns:pic="http://schemas.openxmlformats.org/drawingml/2006/picture">
                   <pic:nvPicPr>
-                    <pic:cNvPr id="231054347" name=""/>
-                    <pic:cNvPicPr/>
+                    <pic:cNvPr id="0" name="Picture 1"/>
+                    <pic:cNvPicPr>
+                      <a:picLocks noChangeAspect="1" noChangeArrowheads="1"/>
+                    </pic:cNvPicPr>
                   </pic:nvPicPr>
                   <pic:blipFill>
-                    <a:blip r:embed="rId7"/>
+                    <a:blip r:embed="rId7">
+                      <a:extLst>
+                        <a:ext uri="{28A0092B-C50C-407E-A947-70E740481C1C}">
+                          <a14:useLocalDpi xmlns:a14="http://schemas.microsoft.com/office/drawing/2010/main" val="0"/>
+                        </a:ext>
+                      </a:extLst>
+                    </a:blip>
+                    <a:srcRect/>
                     <a:stretch>
                       <a:fillRect/>
                     </a:stretch>
                   </pic:blipFill>
-                  <pic:spPr>
+                  <pic:spPr bwMode="auto">
                     <a:xfrm>
                       <a:off x="0" y="0"/>
-                      <a:ext cx="5486400" cy="538480"/>
+                      <a:ext cx="5486400" cy="3152775"/>
                     </a:xfrm>
                     <a:prstGeom prst="rect">
                       <a:avLst/>
                     </a:prstGeom>
+                    <a:noFill/>
+                    <a:ln>
+                      <a:noFill/>
+                    </a:ln>
                   </pic:spPr>
                 </pic:pic>
               </a:graphicData>
@@ -296,35 +211,102 @@
       <w:pPr>
         <w:jc w:val="both"/>
       </w:pPr>
+    </w:p>
+    <w:p>
+      <w:pPr>
+        <w:jc w:val="both"/>
+      </w:pPr>
+      <w:r>
+        <w:t>2</w:t>
+      </w:r>
       <w:r>
         <w:rPr>
           <w:rFonts w:hint="eastAsia"/>
         </w:rPr>
-        <w:t xml:space="preserve">6, click preprocess blinking images. </w:t>
-      </w:r>
-      <w:r>
-        <w:t>T</w:t>
+        <w:t>, fill parameters</w:t>
+      </w:r>
+      <w:r>
+        <w:t xml:space="preserve"> in the GUI</w:t>
+      </w:r>
+      <w:r>
+        <w:t xml:space="preserve"> and process your images with either </w:t>
+      </w:r>
+      <w:r>
+        <w:t>“ONE CLICK”</w:t>
+      </w:r>
+      <w:r>
+        <w:t xml:space="preserve"> or step-by-step operation</w:t>
       </w:r>
       <w:r>
         <w:rPr>
           <w:rFonts w:hint="eastAsia"/>
         </w:rPr>
-        <w:t xml:space="preserve">he notification of this step is </w:t>
-      </w:r>
-    </w:p>
-    <w:p>
-      <w:pPr>
-        <w:jc w:val="both"/>
-      </w:pPr>
+        <w:t xml:space="preserve">. </w:t>
+      </w:r>
+      <w:r>
+        <w:t>If all parameters are proper, “ONE CLICK”</w:t>
+      </w:r>
+      <w:r>
+        <w:t xml:space="preserve"> is legitimate. You can see notifications in the Output window at the bottom of the GUI and some technical notifications appears in the terminal where you run the GUI.</w:t>
+      </w:r>
+      <w:r>
+        <w:t xml:space="preserve"> </w:t>
+      </w:r>
+    </w:p>
+    <w:p>
+      <w:pPr>
+        <w:jc w:val="both"/>
+      </w:pPr>
+      <w:r>
+        <w:t>S</w:t>
+      </w:r>
       <w:r>
         <w:rPr>
-          <w:noProof/>
+          <w:rFonts w:hint="eastAsia"/>
         </w:rPr>
+        <w:t>tep-by-step operation</w:t>
+      </w:r>
+      <w:r>
+        <w:t xml:space="preserve"> can help tune the parameters.</w:t>
+      </w:r>
+    </w:p>
+    <w:p>
+      <w:pPr>
+        <w:jc w:val="both"/>
+      </w:pPr>
+      <w:r>
+        <w:t>C</w:t>
+      </w:r>
+      <w:r>
+        <w:rPr>
+          <w:rFonts w:hint="eastAsia"/>
+        </w:rPr>
+        <w:t>haracterize PSF</w:t>
+      </w:r>
+      <w:r>
+        <w:t>: take the bead z-stack file and calibrate the practical PSF model</w:t>
+      </w:r>
+      <w:r>
+        <w:t xml:space="preserve">. The PSFs.jpg shows the practical PSF according to NFP and z range and those two parameters should be adjusted such that reasonable PSF shapes are shown in </w:t>
+      </w:r>
+      <w:r>
+        <w:t>PSFs.jpg</w:t>
+      </w:r>
+      <w:r>
+        <w:t>.</w:t>
+      </w:r>
+    </w:p>
+    <w:p>
+      <w:pPr>
+        <w:jc w:val="both"/>
+      </w:pPr>
+      <w:r>
+        <w:lastRenderedPageBreak/>
         <w:drawing>
-          <wp:inline distT="0" distB="0" distL="0" distR="0" wp14:anchorId="4B158335" wp14:editId="135775CD">
-            <wp:extent cx="5191850" cy="161948"/>
-            <wp:effectExtent l="0" t="0" r="0" b="9525"/>
-            <wp:docPr id="880138535" name="Picture 1"/>
+          <wp:inline distT="0" distB="0" distL="0" distR="0" wp14:anchorId="2767EE52" wp14:editId="6D2829CF">
+            <wp:extent cx="2375065" cy="912916"/>
+            <wp:effectExtent l="0" t="0" r="6350" b="1905"/>
+            <wp:docPr id="1465919175" name="Picture 1"/>
             <wp:cNvGraphicFramePr>
               <a:graphicFrameLocks xmlns:a="http://schemas.openxmlformats.org/drawingml/2006/main" noChangeAspect="1"/>
             </wp:cNvGraphicFramePr>
@@ -332,7 +314,7 @@
               <a:graphicData uri="http://schemas.openxmlformats.org/drawingml/2006/picture">
                 <pic:pic xmlns:pic="http://schemas.openxmlformats.org/drawingml/2006/picture">
                   <pic:nvPicPr>
-                    <pic:cNvPr id="880138535" name=""/>
+                    <pic:cNvPr id="1465919175" name=""/>
                     <pic:cNvPicPr/>
                   </pic:nvPicPr>
                   <pic:blipFill>
@@ -344,7 +326,7 @@
                   <pic:spPr>
                     <a:xfrm>
                       <a:off x="0" y="0"/>
-                      <a:ext cx="5191850" cy="161948"/>
+                      <a:ext cx="2380999" cy="915197"/>
                     </a:xfrm>
                     <a:prstGeom prst="rect">
                       <a:avLst/>
@@ -362,86 +344,28 @@
         <w:jc w:val="both"/>
       </w:pPr>
       <w:r>
-        <w:rPr>
-          <w:rFonts w:hint="eastAsia"/>
-        </w:rPr>
-        <w:t xml:space="preserve">7, click characterize SNR. </w:t>
-      </w:r>
-      <w:r>
-        <w:t>T</w:t>
-      </w:r>
-      <w:r>
-        <w:rPr>
-          <w:rFonts w:hint="eastAsia"/>
-        </w:rPr>
-        <w:t xml:space="preserve">he notification is shown below. The </w:t>
-      </w:r>
-      <w:r>
-        <w:rPr>
-          <w:rFonts w:hint="eastAsia"/>
-        </w:rPr>
-        <w:t xml:space="preserve">detected </w:t>
-      </w:r>
-      <w:r>
-        <w:rPr>
-          <w:rFonts w:hint="eastAsia"/>
-        </w:rPr>
-        <w:t xml:space="preserve">MPV is related the photon count of the simulated training data in the next step. </w:t>
-      </w:r>
-      <w:r>
-        <w:t>I</w:t>
-      </w:r>
-      <w:r>
-        <w:rPr>
-          <w:rFonts w:hint="eastAsia"/>
-        </w:rPr>
-        <w:t>f you want to have stronger signal in training data, set a value bigger than this detected MPV value</w:t>
-      </w:r>
-      <w:r>
-        <w:rPr>
-          <w:rFonts w:hint="eastAsia"/>
-        </w:rPr>
-        <w:t xml:space="preserve"> for </w:t>
-      </w:r>
-      <w:r>
-        <w:rPr>
-          <w:b/>
-          <w:bCs/>
-        </w:rPr>
-        <w:t>maximum pixel value (MPV)</w:t>
-      </w:r>
-      <w:r>
-        <w:rPr>
-          <w:rFonts w:hint="eastAsia"/>
-        </w:rPr>
-        <w:t xml:space="preserve"> in the web app</w:t>
-      </w:r>
-      <w:r>
-        <w:rPr>
-          <w:rFonts w:hint="eastAsia"/>
-        </w:rPr>
-        <w:t xml:space="preserve">. </w:t>
-      </w:r>
-      <w:r>
-        <w:rPr>
-          <w:rFonts w:hint="eastAsia"/>
-        </w:rPr>
-        <w:t xml:space="preserve">Note that 0 MPV in the web app means the detected value will be used. </w:t>
-      </w:r>
-    </w:p>
-    <w:p>
-      <w:pPr>
-        <w:jc w:val="both"/>
-      </w:pPr>
-      <w:r>
-        <w:rPr>
-          <w:noProof/>
-        </w:rPr>
+        <w:t>P</w:t>
+      </w:r>
+      <w:r>
+        <w:t xml:space="preserve">reprocess images: remove background of images in the </w:t>
+      </w:r>
+      <w:r>
+        <w:t>image folder</w:t>
+      </w:r>
+      <w:r>
+        <w:t xml:space="preserve"> and save the preprocessed images in a new folder. All the folder path should be relative to and within the GUI folder.</w:t>
+      </w:r>
+    </w:p>
+    <w:p>
+      <w:pPr>
+        <w:jc w:val="both"/>
+      </w:pPr>
+      <w:r>
         <w:drawing>
-          <wp:inline distT="0" distB="0" distL="0" distR="0" wp14:anchorId="4ECB7990" wp14:editId="6F036120">
-            <wp:extent cx="3458058" cy="581106"/>
-            <wp:effectExtent l="0" t="0" r="9525" b="9525"/>
-            <wp:docPr id="473807485" name="Picture 1"/>
+          <wp:inline distT="0" distB="0" distL="0" distR="0" wp14:anchorId="1A933BF1" wp14:editId="008A0F4F">
+            <wp:extent cx="2280062" cy="839642"/>
+            <wp:effectExtent l="0" t="0" r="6350" b="0"/>
+            <wp:docPr id="871581117" name="Picture 1"/>
             <wp:cNvGraphicFramePr>
               <a:graphicFrameLocks xmlns:a="http://schemas.openxmlformats.org/drawingml/2006/main" noChangeAspect="1"/>
             </wp:cNvGraphicFramePr>
@@ -449,7 +373,7 @@
               <a:graphicData uri="http://schemas.openxmlformats.org/drawingml/2006/picture">
                 <pic:pic xmlns:pic="http://schemas.openxmlformats.org/drawingml/2006/picture">
                   <pic:nvPicPr>
-                    <pic:cNvPr id="473807485" name=""/>
+                    <pic:cNvPr id="871581117" name=""/>
                     <pic:cNvPicPr/>
                   </pic:nvPicPr>
                   <pic:blipFill>
@@ -461,7 +385,7 @@
                   <pic:spPr>
                     <a:xfrm>
                       <a:off x="0" y="0"/>
-                      <a:ext cx="3458058" cy="581106"/>
+                      <a:ext cx="2286515" cy="842018"/>
                     </a:xfrm>
                     <a:prstGeom prst="rect">
                       <a:avLst/>
@@ -479,25 +403,55 @@
         <w:jc w:val="both"/>
       </w:pPr>
       <w:r>
+        <w:t xml:space="preserve">Characterize SNR: take the characterized PSF model and preprocessed images to detect SNR parameters. For an isolated </w:t>
+      </w:r>
+      <w:r>
+        <w:t>PSF (molecule image) regardless of its shape, the maximum pixel value is defined as MPV which tells, to some extent, the general photon count information. MPV can be tuned according to the feedback coming after clicking the next step--simul</w:t>
+      </w:r>
+      <w:r>
+        <w:t>a</w:t>
+      </w:r>
+      <w:r>
+        <w:t xml:space="preserve">te training data. </w:t>
+      </w:r>
+      <w:r>
         <w:rPr>
           <w:rFonts w:hint="eastAsia"/>
         </w:rPr>
-        <w:t>8, click generate training data. check the training data and tune MPV if necessary.</w:t>
-      </w:r>
-    </w:p>
-    <w:p>
-      <w:pPr>
-        <w:jc w:val="both"/>
-      </w:pPr>
+        <w:t xml:space="preserve">Note that 0 MPV in the </w:t>
+      </w:r>
+      <w:r>
+        <w:t>GUI</w:t>
+      </w:r>
       <w:r>
         <w:rPr>
-          <w:noProof/>
+          <w:rFonts w:hint="eastAsia"/>
         </w:rPr>
+        <w:t xml:space="preserve"> means the detected value </w:t>
+      </w:r>
+      <w:r>
+        <w:t>is</w:t>
+      </w:r>
+      <w:r>
+        <w:rPr>
+          <w:rFonts w:hint="eastAsia"/>
+        </w:rPr>
+        <w:t xml:space="preserve"> used.</w:t>
+      </w:r>
+    </w:p>
+    <w:p>
+      <w:pPr>
+        <w:jc w:val="both"/>
+      </w:pPr>
+      <w:r>
+        <w:t xml:space="preserve"> </w:t>
+      </w:r>
+      <w:r>
         <w:drawing>
-          <wp:inline distT="0" distB="0" distL="0" distR="0" wp14:anchorId="5D8DF400" wp14:editId="29D69C43">
-            <wp:extent cx="2333951" cy="1600423"/>
-            <wp:effectExtent l="0" t="0" r="9525" b="0"/>
-            <wp:docPr id="2047914338" name="Picture 1"/>
+          <wp:inline distT="0" distB="0" distL="0" distR="0" wp14:anchorId="34B2C82C" wp14:editId="2C0C31F2">
+            <wp:extent cx="2387040" cy="950026"/>
+            <wp:effectExtent l="0" t="0" r="0" b="2540"/>
+            <wp:docPr id="1718849460" name="Picture 1"/>
             <wp:cNvGraphicFramePr>
               <a:graphicFrameLocks xmlns:a="http://schemas.openxmlformats.org/drawingml/2006/main" noChangeAspect="1"/>
             </wp:cNvGraphicFramePr>
@@ -505,7 +459,7 @@
               <a:graphicData uri="http://schemas.openxmlformats.org/drawingml/2006/picture">
                 <pic:pic xmlns:pic="http://schemas.openxmlformats.org/drawingml/2006/picture">
                   <pic:nvPicPr>
-                    <pic:cNvPr id="2047914338" name=""/>
+                    <pic:cNvPr id="1718849460" name=""/>
                     <pic:cNvPicPr/>
                   </pic:nvPicPr>
                   <pic:blipFill>
@@ -517,7 +471,7 @@
                   <pic:spPr>
                     <a:xfrm>
                       <a:off x="0" y="0"/>
-                      <a:ext cx="2333951" cy="1600423"/>
+                      <a:ext cx="2396586" cy="953825"/>
                     </a:xfrm>
                     <a:prstGeom prst="rect">
                       <a:avLst/>
@@ -535,97 +489,240 @@
         <w:jc w:val="both"/>
       </w:pPr>
       <w:r>
-        <w:rPr>
-          <w:rFonts w:hint="eastAsia"/>
-        </w:rPr>
-        <w:t>9, click training localization net</w:t>
-      </w:r>
-    </w:p>
-    <w:p>
-      <w:pPr>
-        <w:jc w:val="both"/>
-      </w:pPr>
-      <w:r>
-        <w:rPr>
-          <w:rFonts w:hint="eastAsia"/>
-        </w:rPr>
-        <w:t xml:space="preserve">10, verify </w:t>
+        <w:t>Simulate training data: the data size is decided by the GUI parameter, number of training images. Although the default value is 10000, it is recommended to start with a smaller number, like 100, for sanity check. The output of this step includes sim-</w:t>
+      </w:r>
+      <w:proofErr w:type="spellStart"/>
+      <w:r>
+        <w:t>exp.tif</w:t>
+      </w:r>
+      <w:proofErr w:type="spellEnd"/>
+      <w:r>
+        <w:t xml:space="preserve"> which shows one of the simulated images (left) together with one of the experimental images (right), and it’s good for MPV tunning.</w:t>
+      </w:r>
+    </w:p>
+    <w:p>
+      <w:pPr>
+        <w:jc w:val="both"/>
+      </w:pPr>
+      <w:r>
+        <w:drawing>
+          <wp:inline distT="0" distB="0" distL="0" distR="0" wp14:anchorId="14E7790D" wp14:editId="4B1290DA">
+            <wp:extent cx="3111335" cy="1017589"/>
+            <wp:effectExtent l="0" t="0" r="0" b="0"/>
+            <wp:docPr id="281484238" name="Picture 1"/>
+            <wp:cNvGraphicFramePr>
+              <a:graphicFrameLocks xmlns:a="http://schemas.openxmlformats.org/drawingml/2006/main" noChangeAspect="1"/>
+            </wp:cNvGraphicFramePr>
+            <a:graphic xmlns:a="http://schemas.openxmlformats.org/drawingml/2006/main">
+              <a:graphicData uri="http://schemas.openxmlformats.org/drawingml/2006/picture">
+                <pic:pic xmlns:pic="http://schemas.openxmlformats.org/drawingml/2006/picture">
+                  <pic:nvPicPr>
+                    <pic:cNvPr id="281484238" name=""/>
+                    <pic:cNvPicPr/>
+                  </pic:nvPicPr>
+                  <pic:blipFill>
+                    <a:blip r:embed="rId11"/>
+                    <a:stretch>
+                      <a:fillRect/>
+                    </a:stretch>
+                  </pic:blipFill>
+                  <pic:spPr>
+                    <a:xfrm>
+                      <a:off x="0" y="0"/>
+                      <a:ext cx="3140773" cy="1027217"/>
+                    </a:xfrm>
+                    <a:prstGeom prst="rect">
+                      <a:avLst/>
+                    </a:prstGeom>
+                  </pic:spPr>
+                </pic:pic>
+              </a:graphicData>
+            </a:graphic>
+          </wp:inline>
+        </w:drawing>
+      </w:r>
+    </w:p>
+    <w:p>
+      <w:pPr>
+        <w:jc w:val="both"/>
+      </w:pPr>
+      <w:r>
+        <w:t xml:space="preserve">Train a localization neural net: </w:t>
+      </w:r>
+      <w:r>
+        <w:t>In addition to typical training results, a package of all the necessary parameters is saved as a pickle file and this pickle file can be filled in the GUI “external training file” to directly apply the trained model in future.</w:t>
+      </w:r>
+    </w:p>
+    <w:p>
+      <w:pPr>
+        <w:jc w:val="both"/>
+      </w:pPr>
+      <w:r>
+        <w:drawing>
+          <wp:inline distT="0" distB="0" distL="0" distR="0" wp14:anchorId="6A4E5F5B" wp14:editId="15B7E150">
+            <wp:extent cx="3398867" cy="1050966"/>
+            <wp:effectExtent l="0" t="0" r="0" b="0"/>
+            <wp:docPr id="1206790503" name="Picture 1"/>
+            <wp:cNvGraphicFramePr>
+              <a:graphicFrameLocks xmlns:a="http://schemas.openxmlformats.org/drawingml/2006/main" noChangeAspect="1"/>
+            </wp:cNvGraphicFramePr>
+            <a:graphic xmlns:a="http://schemas.openxmlformats.org/drawingml/2006/main">
+              <a:graphicData uri="http://schemas.openxmlformats.org/drawingml/2006/picture">
+                <pic:pic xmlns:pic="http://schemas.openxmlformats.org/drawingml/2006/picture">
+                  <pic:nvPicPr>
+                    <pic:cNvPr id="1206790503" name=""/>
+                    <pic:cNvPicPr/>
+                  </pic:nvPicPr>
+                  <pic:blipFill>
+                    <a:blip r:embed="rId12"/>
+                    <a:stretch>
+                      <a:fillRect/>
+                    </a:stretch>
+                  </pic:blipFill>
+                  <pic:spPr>
+                    <a:xfrm>
+                      <a:off x="0" y="0"/>
+                      <a:ext cx="3420576" cy="1057679"/>
+                    </a:xfrm>
+                    <a:prstGeom prst="rect">
+                      <a:avLst/>
+                    </a:prstGeom>
+                  </pic:spPr>
+                </pic:pic>
+              </a:graphicData>
+            </a:graphic>
+          </wp:inline>
+        </w:drawing>
+      </w:r>
+    </w:p>
+    <w:p>
+      <w:pPr>
+        <w:jc w:val="both"/>
+      </w:pPr>
+      <w:r>
+        <w:lastRenderedPageBreak/>
+        <w:t xml:space="preserve">Test the net: with both simulated image and experimental image (appointed by </w:t>
       </w:r>
       <w:r>
         <w:rPr>
           <w:b/>
           <w:bCs/>
         </w:rPr>
-        <w:t>test image index (inference test)</w:t>
-      </w:r>
-      <w:r>
-        <w:rPr>
-          <w:rFonts w:hint="eastAsia"/>
-        </w:rPr>
-        <w:t xml:space="preserve"> and </w:t>
-      </w:r>
-      <w:r>
-        <w:rPr>
-          <w:b/>
-          <w:bCs/>
-        </w:rPr>
-        <w:t>threshold (0-800)</w:t>
-      </w:r>
-      <w:r>
-        <w:rPr>
-          <w:rFonts w:hint="eastAsia"/>
-        </w:rPr>
-        <w:t xml:space="preserve"> and then click localization test. </w:t>
-      </w:r>
-      <w:r>
-        <w:t>C</w:t>
-      </w:r>
-      <w:r>
-        <w:rPr>
-          <w:rFonts w:hint="eastAsia"/>
-        </w:rPr>
-        <w:t>heck sim_loc_gt_rec.jpg, sim_im_gt_rec.jpg, and exp_im_gt_rec.jpg for feedback.</w:t>
-      </w:r>
-    </w:p>
-    <w:p>
-      <w:pPr>
-        <w:jc w:val="both"/>
-      </w:pPr>
-      <w:r>
-        <w:t>F</w:t>
-      </w:r>
-      <w:r>
-        <w:rPr>
-          <w:rFonts w:hint="eastAsia"/>
-        </w:rPr>
-        <w:t>igure</w:t>
-      </w:r>
-      <w:r>
-        <w:rPr>
-          <w:rFonts w:hint="eastAsia"/>
-        </w:rPr>
-        <w:t>s</w:t>
-      </w:r>
-    </w:p>
-    <w:p>
-      <w:pPr>
-        <w:jc w:val="both"/>
-      </w:pPr>
-      <w:r>
-        <w:rPr>
-          <w:rFonts w:hint="eastAsia"/>
-        </w:rPr>
-        <w:t xml:space="preserve">11. click localize. </w:t>
-      </w:r>
-      <w:r>
-        <w:t>T</w:t>
-      </w:r>
-      <w:r>
-        <w:rPr>
-          <w:rFonts w:hint="eastAsia"/>
-        </w:rPr>
-        <w:t xml:space="preserve">his generates a complete localization table. </w:t>
-      </w:r>
+        <w:t>test image index</w:t>
+      </w:r>
+      <w:r>
+        <w:t xml:space="preserve">). At this step, threshold, which is linked to localization confidence, can be tuned. </w:t>
+      </w:r>
+    </w:p>
+    <w:p>
+      <w:pPr>
+        <w:jc w:val="both"/>
+      </w:pPr>
+      <w:r>
+        <w:drawing>
+          <wp:inline distT="0" distB="0" distL="0" distR="0" wp14:anchorId="6527B071" wp14:editId="7FD7F554">
+            <wp:extent cx="2101932" cy="1297399"/>
+            <wp:effectExtent l="0" t="0" r="0" b="0"/>
+            <wp:docPr id="189878956" name="Picture 1"/>
+            <wp:cNvGraphicFramePr>
+              <a:graphicFrameLocks xmlns:a="http://schemas.openxmlformats.org/drawingml/2006/main" noChangeAspect="1"/>
+            </wp:cNvGraphicFramePr>
+            <a:graphic xmlns:a="http://schemas.openxmlformats.org/drawingml/2006/main">
+              <a:graphicData uri="http://schemas.openxmlformats.org/drawingml/2006/picture">
+                <pic:pic xmlns:pic="http://schemas.openxmlformats.org/drawingml/2006/picture">
+                  <pic:nvPicPr>
+                    <pic:cNvPr id="189878956" name=""/>
+                    <pic:cNvPicPr/>
+                  </pic:nvPicPr>
+                  <pic:blipFill>
+                    <a:blip r:embed="rId13"/>
+                    <a:stretch>
+                      <a:fillRect/>
+                    </a:stretch>
+                  </pic:blipFill>
+                  <pic:spPr>
+                    <a:xfrm>
+                      <a:off x="0" y="0"/>
+                      <a:ext cx="2113081" cy="1304280"/>
+                    </a:xfrm>
+                    <a:prstGeom prst="rect">
+                      <a:avLst/>
+                    </a:prstGeom>
+                  </pic:spPr>
+                </pic:pic>
+              </a:graphicData>
+            </a:graphic>
+          </wp:inline>
+        </w:drawing>
+      </w:r>
+    </w:p>
+    <w:p>
+      <w:pPr>
+        <w:jc w:val="both"/>
+      </w:pPr>
+      <w:r>
+        <w:t>Localize all: process all the images and generate a localization list</w:t>
+      </w:r>
+      <w:r>
+        <w:t>, a csv file.</w:t>
+      </w:r>
+    </w:p>
+    <w:p>
+      <w:pPr>
+        <w:jc w:val="both"/>
+      </w:pPr>
+      <w:r>
+        <w:drawing>
+          <wp:inline distT="0" distB="0" distL="0" distR="0" wp14:anchorId="0DF0C138" wp14:editId="0ABCAF53">
+            <wp:extent cx="5486400" cy="641985"/>
+            <wp:effectExtent l="0" t="0" r="0" b="5715"/>
+            <wp:docPr id="2019078514" name="Picture 1"/>
+            <wp:cNvGraphicFramePr>
+              <a:graphicFrameLocks xmlns:a="http://schemas.openxmlformats.org/drawingml/2006/main" noChangeAspect="1"/>
+            </wp:cNvGraphicFramePr>
+            <a:graphic xmlns:a="http://schemas.openxmlformats.org/drawingml/2006/main">
+              <a:graphicData uri="http://schemas.openxmlformats.org/drawingml/2006/picture">
+                <pic:pic xmlns:pic="http://schemas.openxmlformats.org/drawingml/2006/picture">
+                  <pic:nvPicPr>
+                    <pic:cNvPr id="2019078514" name=""/>
+                    <pic:cNvPicPr/>
+                  </pic:nvPicPr>
+                  <pic:blipFill>
+                    <a:blip r:embed="rId14"/>
+                    <a:stretch>
+                      <a:fillRect/>
+                    </a:stretch>
+                  </pic:blipFill>
+                  <pic:spPr>
+                    <a:xfrm>
+                      <a:off x="0" y="0"/>
+                      <a:ext cx="5486400" cy="641985"/>
+                    </a:xfrm>
+                    <a:prstGeom prst="rect">
+                      <a:avLst/>
+                    </a:prstGeom>
+                  </pic:spPr>
+                </pic:pic>
+              </a:graphicData>
+            </a:graphic>
+          </wp:inline>
+        </w:drawing>
+      </w:r>
+    </w:p>
+    <w:p>
+      <w:pPr>
+        <w:jc w:val="both"/>
+      </w:pPr>
+    </w:p>
+    <w:p>
+      <w:pPr>
+        <w:jc w:val="both"/>
+      </w:pPr>
+    </w:p>
+    <w:p>
+      <w:pPr>
+        <w:jc w:val="both"/>
+      </w:pPr>
     </w:p>
     <w:p>
       <w:pPr>
